--- a/eval/usability/사용성시험_진행키트.docx
+++ b/eval/usability/사용성시험_진행키트.docx
@@ -80,7 +80,7 @@
           <w:sz w:val="21"/>
           <w:szCs w:val="21"/>
         </w:rPr>
-        <w:t xml:space="preserve">참여 동의서 — 참여자 1명당 1장, 서명 후 보관</w:t>
+        <w:t xml:space="preserve">참여 동의서 — 참여자 1명당 1장. 화상이면 읽어 주고 구두 동의(이름 없이 번호로 기록), 대면이면 서명</w:t>
       </w:r>
     </w:p>
     <w:p>
@@ -168,7 +168,7 @@
           <w:sz w:val="21"/>
           <w:szCs w:val="21"/>
         </w:rPr>
-        <w:t xml:space="preserve">제품 A·B 원본 상세페이지 출력물(또는 태블릿 화면) 각 1부</w:t>
+        <w:t xml:space="preserve">화상 진행(기본): 참여자가 본인 화면을 공유한다. 원본은 판매페이지 링크, 카드는 aicard-3b2h.onrender.com/card/52(A)·/card/67(B) 링크를 채팅으로 보낸다</w:t>
       </w:r>
     </w:p>
     <w:p>
@@ -186,7 +186,25 @@
           <w:sz w:val="21"/>
           <w:szCs w:val="21"/>
         </w:rPr>
-        <w:t xml:space="preserve">제품 A·B AI 정보카드 화면(태블릿·노트북) — 60대 이상은 ‘쉬운 말’ 버튼을 켠 화면</w:t>
+        <w:t xml:space="preserve">대면 진행 시: 제품 A·B 원본 상세페이지 출력물(또는 태블릿 화면) 각 1부</w:t>
+      </w:r>
+    </w:p>
+    <w:p>
+      <w:pPr>
+        <w:pStyle w:val="ListParagraph"/>
+        <w:numPr>
+          <w:ilvl w:val="0"/>
+          <w:numId w:val="3"/>
+        </w:numPr>
+        <w:spacing w:after="60" w:line="300"/>
+      </w:pPr>
+      <w:r>
+        <w:rPr>
+          <w:rFonts w:ascii="Malgun Gothic" w:cs="Malgun Gothic" w:eastAsia="Malgun Gothic" w:hAnsi="Malgun Gothic"/>
+          <w:sz w:val="21"/>
+          <w:szCs w:val="21"/>
+        </w:rPr>
+        <w:t xml:space="preserve">60대 이상은 카드에서 ‘쉬운 말’ 버튼을 켜 달라고 안내한다(화상이면 버튼 위치를 말로 알려 준다)</w:t>
       </w:r>
     </w:p>
     <w:p>
@@ -438,7 +456,7 @@
           <w:sz w:val="21"/>
           <w:szCs w:val="21"/>
         </w:rPr>
-        <w:t xml:space="preserve">→ 동의서를 드리고 서명을 받는다. 기록표 상단(번호·연령대·제품·순서)을 채운다.</w:t>
+        <w:t xml:space="preserve">→ 동의서 내용을 읽어 주고 구두 동의를 받아 기록표에 “구두 동의, 날짜”로 적는다(대면이면 서명). 기록표 상단(번호·연령대·제품·순서·대면/화상)을 채운다.</w:t>
       </w:r>
     </w:p>
     <w:p>
@@ -480,7 +498,7 @@
           <w:sz w:val="21"/>
           <w:szCs w:val="21"/>
         </w:rPr>
-        <w:t xml:space="preserve">→ 배정된 순서대로 원본 또는 카드를 보여 준다. 질문마다 스톱워치를 켜고, 답이 나오면 멈춰서 초를 적는다. 참여자가 말한 답을 그대로 적는다(맞고 틀림은 나중에 정답지로 채점).</w:t>
+        <w:t xml:space="preserve">→ 배정된 순서대로 원본 또는 카드 링크를 보낸다. 화면 공유가 뜨고 질문을 다 읽은 뒤 스톱워치를 켜고, 답이 나오면 멈춰서 초를 적는다. 참여자가 말한 답을 그대로 적는다(맞고 틀림은 나중에 정답지로 채점). “스크롤해 보세요” 같은 도움은 원본·카드 모두 주지 않는다.</w:t>
       </w:r>
     </w:p>
     <w:tbl>
@@ -1642,7 +1660,7 @@
                 <w:sz w:val="20"/>
                 <w:szCs w:val="20"/>
               </w:rPr>
-              <w:t xml:space="preserve">참여자 서명</w:t>
+              <w:t xml:space="preserve">참여자 동의</w:t>
             </w:r>
           </w:p>
         </w:tc>
@@ -1673,7 +1691,7 @@
                 <w:sz w:val="20"/>
                 <w:szCs w:val="20"/>
               </w:rPr>
-              <w:t xml:space="preserve"/>
+              <w:t xml:space="preserve">□ 서명: ____________   □ 구두 동의(화상, 참여 번호 P___)</w:t>
             </w:r>
           </w:p>
         </w:tc>
@@ -1996,7 +2014,7 @@
                 <w:sz w:val="20"/>
                 <w:szCs w:val="20"/>
               </w:rPr>
-              <w:t xml:space="preserve">□ A  □ B</w:t>
+              <w:t xml:space="preserve">□ A  □ B   방식 □ 대면 □ 화상</w:t>
             </w:r>
           </w:p>
         </w:tc>

--- a/eval/usability/사용성시험_진행키트.docx
+++ b/eval/usability/사용성시험_진행키트.docx
@@ -239,6 +239,24 @@
           <w:szCs w:val="24"/>
         </w:rPr>
         <w:t xml:space="preserve">배정 규칙</w:t>
+      </w:r>
+    </w:p>
+    <w:p>
+      <w:pPr>
+        <w:pStyle w:val="ListParagraph"/>
+        <w:numPr>
+          <w:ilvl w:val="0"/>
+          <w:numId w:val="3"/>
+        </w:numPr>
+        <w:spacing w:after="60" w:line="300"/>
+      </w:pPr>
+      <w:r>
+        <w:rPr>
+          <w:rFonts w:ascii="Malgun Gothic" w:cs="Malgun Gothic" w:eastAsia="Malgun Gothic" w:hAnsi="Malgun Gothic"/>
+          <w:sz w:val="21"/>
+          <w:szCs w:val="21"/>
+        </w:rPr>
+        <w:t xml:space="preserve">인원: 6명(최소 5, 최대 10). 60대 이상 1~2명을 꼭 넣는다. 번호는 참여 순서대로 P1, P2…로 붙이고, 연령대는 동의 때 물어 기록표에 적는다(예: P1 60대 이상, P2 30대)</w:t>
       </w:r>
     </w:p>
     <w:p>

--- a/eval/usability/사용성시험_진행키트.docx
+++ b/eval/usability/사용성시험_진행키트.docx
@@ -44,7 +44,36 @@
           <w:sz w:val="24"/>
           <w:szCs w:val="24"/>
         </w:rPr>
-        <w:t xml:space="preserve">구성</w:t>
+        <w:t xml:space="preserve">0. 왜 하는가 — 목적과 쓰임</w:t>
+      </w:r>
+    </w:p>
+    <w:p>
+      <w:pPr>
+        <w:spacing w:after="120" w:line="300"/>
+      </w:pPr>
+      <w:r>
+        <w:rPr>
+          <w:rFonts w:ascii="Malgun Gothic" w:cs="Malgun Gothic" w:eastAsia="Malgun Gothic" w:hAnsi="Malgun Gothic"/>
+          <w:sz w:val="21"/>
+          <w:szCs w:val="21"/>
+        </w:rPr>
+        <w:t xml:space="preserve">이 시험은 AI 정보카드가 소비자에게 실제로 도움이 되는지를 숫자로 보이기 위한 것이다. 카드의 판정 정확도(독립 라벨러 대조, 71.4%)는 "카드가 맞게 적혔는가"를 재고, 이 시험은 "카드를 보면 소비자가 필요한 정보를 더 빨리, 더 많이 찾는가"를 잰다. 둘은 다른 질문이고, 심사에서는 후자가 사회적 가치의 근거가 된다.</w:t>
+      </w:r>
+    </w:p>
+    <w:p>
+      <w:pPr>
+        <w:pStyle w:val="Heading2"/>
+        <w:spacing w:after="100" w:before="240"/>
+      </w:pPr>
+      <w:r>
+        <w:rPr>
+          <w:rFonts w:ascii="Malgun Gothic" w:cs="Malgun Gothic" w:eastAsia="Malgun Gothic" w:hAnsi="Malgun Gothic"/>
+          <w:b/>
+          <w:bCs/>
+          <w:sz w:val="24"/>
+          <w:szCs w:val="24"/>
+        </w:rPr>
+        <w:t xml:space="preserve">얻으려는 것 (세 숫자)</w:t>
       </w:r>
     </w:p>
     <w:p>
@@ -62,7 +91,7 @@
           <w:sz w:val="21"/>
           <w:szCs w:val="21"/>
         </w:rPr>
-        <w:t xml:space="preserve">진행자 대본 — 진행자가 읽는 순서와 말</w:t>
+        <w:t xml:space="preserve">핵심정보 발견율: 같은 제품에 대해 다섯 가지 정보(AI 기능 수·근거 있는 기능 수·작동 조건·AI 끄기 가능 여부·문제 시 연락처)를 원본 판매페이지에서 찾았을 때와 카드에서 찾았을 때 각각 몇 개를 맞혔는가 (5점 만점 평균)</w:t>
       </w:r>
     </w:p>
     <w:p>
@@ -80,7 +109,7 @@
           <w:sz w:val="21"/>
           <w:szCs w:val="21"/>
         </w:rPr>
-        <w:t xml:space="preserve">참여 동의서 — 참여자 1명당 1장. 화상이면 읽어 주고 구두 동의(이름 없이 번호로 기록), 대면이면 서명</w:t>
+        <w:t xml:space="preserve">소요 시간: 다섯 문항을 찾는 데 걸린 초의 합, 원본 대 카드</w:t>
       </w:r>
     </w:p>
     <w:p>
@@ -98,7 +127,23 @@
           <w:sz w:val="21"/>
           <w:szCs w:val="21"/>
         </w:rPr>
-        <w:t xml:space="preserve">기록표 — 참여자 1명당 1장</w:t>
+        <w:t xml:space="preserve">오해 사례 수: ‘자료 부족’ 표시를 "나쁜 제품"으로 받아들인 사람 수 (목표 0명 — 카드가 제품을 깎아내리지 않는다는 증거)</w:t>
+      </w:r>
+    </w:p>
+    <w:p>
+      <w:pPr>
+        <w:pStyle w:val="Heading2"/>
+        <w:spacing w:after="100" w:before="240"/>
+      </w:pPr>
+      <w:r>
+        <w:rPr>
+          <w:rFonts w:ascii="Malgun Gothic" w:cs="Malgun Gothic" w:eastAsia="Malgun Gothic" w:hAnsi="Malgun Gothic"/>
+          <w:b/>
+          <w:bCs/>
+          <w:sz w:val="24"/>
+          <w:szCs w:val="24"/>
+        </w:rPr>
+        <w:t xml:space="preserve">왜 이 다섯 문항인가</w:t>
       </w:r>
     </w:p>
     <w:p>
@@ -116,6 +161,301 @@
           <w:sz w:val="21"/>
           <w:szCs w:val="21"/>
         </w:rPr>
+        <w:t xml:space="preserve">문항 1·2는 카드의 머리 숫자(‘AI 문구 N개 중 M개 회사 설명 있음’)가 읽히는지 본다.</w:t>
+      </w:r>
+    </w:p>
+    <w:p>
+      <w:pPr>
+        <w:pStyle w:val="ListParagraph"/>
+        <w:numPr>
+          <w:ilvl w:val="0"/>
+          <w:numId w:val="2"/>
+        </w:numPr>
+        <w:spacing w:after="60" w:line="300"/>
+      </w:pPr>
+      <w:r>
+        <w:rPr>
+          <w:rFonts w:ascii="Malgun Gothic" w:cs="Malgun Gothic" w:eastAsia="Malgun Gothic" w:hAnsi="Malgun Gothic"/>
+          <w:sz w:val="21"/>
+          <w:szCs w:val="21"/>
+        </w:rPr>
+        <w:t xml:space="preserve">문항 3은 각주에 흩어진 조건이 카드에서 한눈에 보이는지 본다.</w:t>
+      </w:r>
+    </w:p>
+    <w:p>
+      <w:pPr>
+        <w:pStyle w:val="ListParagraph"/>
+        <w:numPr>
+          <w:ilvl w:val="0"/>
+          <w:numId w:val="2"/>
+        </w:numPr>
+        <w:spacing w:after="60" w:line="300"/>
+      </w:pPr>
+      <w:r>
+        <w:rPr>
+          <w:rFonts w:ascii="Malgun Gothic" w:cs="Malgun Gothic" w:eastAsia="Malgun Gothic" w:hAnsi="Malgun Gothic"/>
+          <w:sz w:val="21"/>
+          <w:szCs w:val="21"/>
+        </w:rPr>
+        <w:t xml:space="preserve">문항 4·5는 "안 적혀 있다"가 정답인 문항이다. 원본에서는 사람들이 추측으로 답하고("앱에서 되겠죠"), 카드는 없는 정보를 없다고 알려 준다. 카드의 핵심 효과가 여기서 드러난다.</w:t>
+      </w:r>
+    </w:p>
+    <w:p>
+      <w:pPr>
+        <w:pStyle w:val="Heading2"/>
+        <w:spacing w:after="100" w:before="240"/>
+      </w:pPr>
+      <w:r>
+        <w:rPr>
+          <w:rFonts w:ascii="Malgun Gothic" w:cs="Malgun Gothic" w:eastAsia="Malgun Gothic" w:hAnsi="Malgun Gothic"/>
+          <w:b/>
+          <w:bCs/>
+          <w:sz w:val="24"/>
+          <w:szCs w:val="24"/>
+        </w:rPr>
+        <w:t xml:space="preserve">결과가 쓰이는 곳</w:t>
+      </w:r>
+    </w:p>
+    <w:p>
+      <w:pPr>
+        <w:pStyle w:val="ListParagraph"/>
+        <w:numPr>
+          <w:ilvl w:val="0"/>
+          <w:numId w:val="2"/>
+        </w:numPr>
+        <w:spacing w:after="60" w:line="300"/>
+      </w:pPr>
+      <w:r>
+        <w:rPr>
+          <w:rFonts w:ascii="Malgun Gothic" w:cs="Malgun Gothic" w:eastAsia="Malgun Gothic" w:hAnsi="Malgun Gothic"/>
+          <w:sz w:val="21"/>
+          <w:szCs w:val="21"/>
+        </w:rPr>
+        <w:t xml:space="preserve">제출 보고서 7장 "소비자 사용성 시험": 설계 한 문단 + 결과 표(n, 발견율 원본→카드, 시간 원본→카드, 오해 0명) + 한 문단 해석</w:t>
+      </w:r>
+    </w:p>
+    <w:p>
+      <w:pPr>
+        <w:pStyle w:val="ListParagraph"/>
+        <w:numPr>
+          <w:ilvl w:val="0"/>
+          <w:numId w:val="2"/>
+        </w:numPr>
+        <w:spacing w:after="60" w:line="300"/>
+      </w:pPr>
+      <w:r>
+        <w:rPr>
+          <w:rFonts w:ascii="Malgun Gothic" w:cs="Malgun Gothic" w:eastAsia="Malgun Gothic" w:hAnsi="Malgun Gothic"/>
+          <w:sz w:val="21"/>
+          <w:szCs w:val="21"/>
+        </w:rPr>
+        <w:t xml:space="preserve">데모 영상 마지막 20초 자막: "소비자 n명 시험, 발견율 ○→○, 시간 ○초→○초"</w:t>
+      </w:r>
+    </w:p>
+    <w:p>
+      <w:pPr>
+        <w:pStyle w:val="ListParagraph"/>
+        <w:numPr>
+          <w:ilvl w:val="0"/>
+          <w:numId w:val="2"/>
+        </w:numPr>
+        <w:spacing w:after="60" w:line="300"/>
+      </w:pPr>
+      <w:r>
+        <w:rPr>
+          <w:rFonts w:ascii="Malgun Gothic" w:cs="Malgun Gothic" w:eastAsia="Malgun Gothic" w:hAnsi="Malgun Gothic"/>
+          <w:sz w:val="21"/>
+          <w:szCs w:val="21"/>
+        </w:rPr>
+        <w:t xml:space="preserve">예상 Q&amp;A 11번("소비자가 실제로 더 잘 이해하나?")의 답</w:t>
+      </w:r>
+    </w:p>
+    <w:p>
+      <w:pPr>
+        <w:pStyle w:val="ListParagraph"/>
+        <w:numPr>
+          <w:ilvl w:val="0"/>
+          <w:numId w:val="2"/>
+        </w:numPr>
+        <w:spacing w:after="60" w:line="300"/>
+      </w:pPr>
+      <w:r>
+        <w:rPr>
+          <w:rFonts w:ascii="Malgun Gothic" w:cs="Malgun Gothic" w:eastAsia="Malgun Gothic" w:hAnsi="Malgun Gothic"/>
+          <w:sz w:val="21"/>
+          <w:szCs w:val="21"/>
+        </w:rPr>
+        <w:t xml:space="preserve">about 페이지 "지금까지 잰 정확도" 아래에 한 문단 추가 (n 명시)</w:t>
+      </w:r>
+    </w:p>
+    <w:p>
+      <w:pPr>
+        <w:pStyle w:val="Heading2"/>
+        <w:spacing w:after="100" w:before="240"/>
+      </w:pPr>
+      <w:r>
+        <w:rPr>
+          <w:rFonts w:ascii="Malgun Gothic" w:cs="Malgun Gothic" w:eastAsia="Malgun Gothic" w:hAnsi="Malgun Gothic"/>
+          <w:b/>
+          <w:bCs/>
+          <w:sz w:val="24"/>
+          <w:szCs w:val="24"/>
+        </w:rPr>
+        <w:t xml:space="preserve">해석할 때 지킬 것</w:t>
+      </w:r>
+    </w:p>
+    <w:p>
+      <w:pPr>
+        <w:pStyle w:val="ListParagraph"/>
+        <w:numPr>
+          <w:ilvl w:val="0"/>
+          <w:numId w:val="2"/>
+        </w:numPr>
+        <w:spacing w:after="60" w:line="300"/>
+      </w:pPr>
+      <w:r>
+        <w:rPr>
+          <w:rFonts w:ascii="Malgun Gothic" w:cs="Malgun Gothic" w:eastAsia="Malgun Gothic" w:hAnsi="Malgun Gothic"/>
+          <w:sz w:val="21"/>
+          <w:szCs w:val="21"/>
+        </w:rPr>
+        <w:t xml:space="preserve">n이 작으므로(6명) 통계 검정은 하지 않고 평균과 범위만 적는다. "유의하다"는 표현을 쓰지 않는다.</w:t>
+      </w:r>
+    </w:p>
+    <w:p>
+      <w:pPr>
+        <w:pStyle w:val="ListParagraph"/>
+        <w:numPr>
+          <w:ilvl w:val="0"/>
+          <w:numId w:val="2"/>
+        </w:numPr>
+        <w:spacing w:after="60" w:line="300"/>
+      </w:pPr>
+      <w:r>
+        <w:rPr>
+          <w:rFonts w:ascii="Malgun Gothic" w:cs="Malgun Gothic" w:eastAsia="Malgun Gothic" w:hAnsi="Malgun Gothic"/>
+          <w:sz w:val="21"/>
+          <w:szCs w:val="21"/>
+        </w:rPr>
+        <w:t xml:space="preserve">참여자가 못 찾은 것은 참여자의 실패가 아니라 자료의 실패로 적는다. 시험 대본에도 그렇게 말한다.</w:t>
+      </w:r>
+    </w:p>
+    <w:p>
+      <w:pPr>
+        <w:pStyle w:val="ListParagraph"/>
+        <w:numPr>
+          <w:ilvl w:val="0"/>
+          <w:numId w:val="2"/>
+        </w:numPr>
+        <w:spacing w:after="60" w:line="300"/>
+      </w:pPr>
+      <w:r>
+        <w:rPr>
+          <w:rFonts w:ascii="Malgun Gothic" w:cs="Malgun Gothic" w:eastAsia="Malgun Gothic" w:hAnsi="Malgun Gothic"/>
+          <w:sz w:val="21"/>
+          <w:szCs w:val="21"/>
+        </w:rPr>
+        <w:t xml:space="preserve">결과가 기대와 다르면(카드가 더 느리거나 오해가 나오면) 그대로 적고, 문구를 고친 뒤 다음 버전에서 다시 잰다. 수치를 빼거나 참여자를 골라내지 않는다.</w:t>
+      </w:r>
+    </w:p>
+    <w:p>
+      <w:pPr>
+        <w:spacing w:after="60" w:line="300"/>
+      </w:pPr>
+      <w:r>
+        <w:rPr>
+          <w:rFonts w:ascii="Malgun Gothic" w:cs="Malgun Gothic" w:eastAsia="Malgun Gothic" w:hAnsi="Malgun Gothic"/>
+          <w:sz w:val="21"/>
+          <w:szCs w:val="21"/>
+        </w:rPr>
+        <w:t xml:space="preserve"/>
+      </w:r>
+    </w:p>
+    <w:p>
+      <w:pPr>
+        <w:pStyle w:val="Heading2"/>
+        <w:spacing w:after="100" w:before="240"/>
+      </w:pPr>
+      <w:r>
+        <w:rPr>
+          <w:rFonts w:ascii="Malgun Gothic" w:cs="Malgun Gothic" w:eastAsia="Malgun Gothic" w:hAnsi="Malgun Gothic"/>
+          <w:b/>
+          <w:bCs/>
+          <w:sz w:val="24"/>
+          <w:szCs w:val="24"/>
+        </w:rPr>
+        <w:t xml:space="preserve">구성</w:t>
+      </w:r>
+    </w:p>
+    <w:p>
+      <w:pPr>
+        <w:pStyle w:val="ListParagraph"/>
+        <w:numPr>
+          <w:ilvl w:val="0"/>
+          <w:numId w:val="3"/>
+        </w:numPr>
+        <w:spacing w:after="60" w:line="300"/>
+      </w:pPr>
+      <w:r>
+        <w:rPr>
+          <w:rFonts w:ascii="Malgun Gothic" w:cs="Malgun Gothic" w:eastAsia="Malgun Gothic" w:hAnsi="Malgun Gothic"/>
+          <w:sz w:val="21"/>
+          <w:szCs w:val="21"/>
+        </w:rPr>
+        <w:t xml:space="preserve">진행자 대본 — 진행자가 읽는 순서와 말</w:t>
+      </w:r>
+    </w:p>
+    <w:p>
+      <w:pPr>
+        <w:pStyle w:val="ListParagraph"/>
+        <w:numPr>
+          <w:ilvl w:val="0"/>
+          <w:numId w:val="3"/>
+        </w:numPr>
+        <w:spacing w:after="60" w:line="300"/>
+      </w:pPr>
+      <w:r>
+        <w:rPr>
+          <w:rFonts w:ascii="Malgun Gothic" w:cs="Malgun Gothic" w:eastAsia="Malgun Gothic" w:hAnsi="Malgun Gothic"/>
+          <w:sz w:val="21"/>
+          <w:szCs w:val="21"/>
+        </w:rPr>
+        <w:t xml:space="preserve">참여 동의서 — 참여자 1명당 1장. 화상이면 읽어 주고 구두 동의(이름 없이 번호로 기록), 대면이면 서명</w:t>
+      </w:r>
+    </w:p>
+    <w:p>
+      <w:pPr>
+        <w:pStyle w:val="ListParagraph"/>
+        <w:numPr>
+          <w:ilvl w:val="0"/>
+          <w:numId w:val="3"/>
+        </w:numPr>
+        <w:spacing w:after="60" w:line="300"/>
+      </w:pPr>
+      <w:r>
+        <w:rPr>
+          <w:rFonts w:ascii="Malgun Gothic" w:cs="Malgun Gothic" w:eastAsia="Malgun Gothic" w:hAnsi="Malgun Gothic"/>
+          <w:sz w:val="21"/>
+          <w:szCs w:val="21"/>
+        </w:rPr>
+        <w:t xml:space="preserve">기록표 — 참여자 1명당 1장</w:t>
+      </w:r>
+    </w:p>
+    <w:p>
+      <w:pPr>
+        <w:pStyle w:val="ListParagraph"/>
+        <w:numPr>
+          <w:ilvl w:val="0"/>
+          <w:numId w:val="3"/>
+        </w:numPr>
+        <w:spacing w:after="60" w:line="300"/>
+      </w:pPr>
+      <w:r>
+        <w:rPr>
+          <w:rFonts w:ascii="Malgun Gothic" w:cs="Malgun Gothic" w:eastAsia="Malgun Gothic" w:hAnsi="Malgun Gothic"/>
+          <w:sz w:val="21"/>
+          <w:szCs w:val="21"/>
+        </w:rPr>
         <w:t xml:space="preserve">정답지 — 제품 A·B 5문항 정답, 진행자만 본다</w:t>
       </w:r>
     </w:p>
@@ -124,7 +464,7 @@
         <w:pStyle w:val="ListParagraph"/>
         <w:numPr>
           <w:ilvl w:val="0"/>
-          <w:numId w:val="2"/>
+          <w:numId w:val="3"/>
         </w:numPr>
         <w:spacing w:after="60" w:line="300"/>
       </w:pPr>
@@ -158,7 +498,7 @@
         <w:pStyle w:val="ListParagraph"/>
         <w:numPr>
           <w:ilvl w:val="0"/>
-          <w:numId w:val="3"/>
+          <w:numId w:val="2"/>
         </w:numPr>
         <w:spacing w:after="60" w:line="300"/>
       </w:pPr>
@@ -176,7 +516,7 @@
         <w:pStyle w:val="ListParagraph"/>
         <w:numPr>
           <w:ilvl w:val="0"/>
-          <w:numId w:val="3"/>
+          <w:numId w:val="2"/>
         </w:numPr>
         <w:spacing w:after="60" w:line="300"/>
       </w:pPr>
@@ -194,7 +534,7 @@
         <w:pStyle w:val="ListParagraph"/>
         <w:numPr>
           <w:ilvl w:val="0"/>
-          <w:numId w:val="3"/>
+          <w:numId w:val="2"/>
         </w:numPr>
         <w:spacing w:after="60" w:line="300"/>
       </w:pPr>
@@ -212,7 +552,7 @@
         <w:pStyle w:val="ListParagraph"/>
         <w:numPr>
           <w:ilvl w:val="0"/>
-          <w:numId w:val="3"/>
+          <w:numId w:val="2"/>
         </w:numPr>
         <w:spacing w:after="60" w:line="300"/>
       </w:pPr>
@@ -246,7 +586,7 @@
         <w:pStyle w:val="ListParagraph"/>
         <w:numPr>
           <w:ilvl w:val="0"/>
-          <w:numId w:val="3"/>
+          <w:numId w:val="2"/>
         </w:numPr>
         <w:spacing w:after="60" w:line="300"/>
       </w:pPr>
@@ -264,7 +604,7 @@
         <w:pStyle w:val="ListParagraph"/>
         <w:numPr>
           <w:ilvl w:val="0"/>
-          <w:numId w:val="3"/>
+          <w:numId w:val="2"/>
         </w:numPr>
         <w:spacing w:after="60" w:line="300"/>
       </w:pPr>
@@ -282,7 +622,7 @@
         <w:pStyle w:val="ListParagraph"/>
         <w:numPr>
           <w:ilvl w:val="0"/>
-          <w:numId w:val="3"/>
+          <w:numId w:val="2"/>
         </w:numPr>
         <w:spacing w:after="60" w:line="300"/>
       </w:pPr>
@@ -300,7 +640,7 @@
         <w:pStyle w:val="ListParagraph"/>
         <w:numPr>
           <w:ilvl w:val="0"/>
-          <w:numId w:val="3"/>
+          <w:numId w:val="2"/>
         </w:numPr>
         <w:spacing w:after="60" w:line="300"/>
       </w:pPr>
@@ -334,7 +674,7 @@
         <w:pStyle w:val="ListParagraph"/>
         <w:numPr>
           <w:ilvl w:val="0"/>
-          <w:numId w:val="3"/>
+          <w:numId w:val="2"/>
         </w:numPr>
         <w:spacing w:after="60" w:line="300"/>
       </w:pPr>
@@ -352,7 +692,7 @@
         <w:pStyle w:val="ListParagraph"/>
         <w:numPr>
           <w:ilvl w:val="0"/>
-          <w:numId w:val="3"/>
+          <w:numId w:val="2"/>
         </w:numPr>
         <w:spacing w:after="60" w:line="300"/>
       </w:pPr>
@@ -370,7 +710,7 @@
         <w:pStyle w:val="ListParagraph"/>
         <w:numPr>
           <w:ilvl w:val="0"/>
-          <w:numId w:val="3"/>
+          <w:numId w:val="2"/>
         </w:numPr>
         <w:spacing w:after="60" w:line="300"/>
       </w:pPr>
@@ -388,7 +728,7 @@
         <w:pStyle w:val="ListParagraph"/>
         <w:numPr>
           <w:ilvl w:val="0"/>
-          <w:numId w:val="3"/>
+          <w:numId w:val="2"/>
         </w:numPr>
         <w:spacing w:after="60" w:line="300"/>
       </w:pPr>
@@ -1320,7 +1660,7 @@
         <w:pStyle w:val="ListParagraph"/>
         <w:numPr>
           <w:ilvl w:val="0"/>
-          <w:numId w:val="3"/>
+          <w:numId w:val="2"/>
         </w:numPr>
         <w:spacing w:after="60" w:line="300"/>
       </w:pPr>
@@ -1338,7 +1678,7 @@
         <w:pStyle w:val="ListParagraph"/>
         <w:numPr>
           <w:ilvl w:val="0"/>
-          <w:numId w:val="3"/>
+          <w:numId w:val="2"/>
         </w:numPr>
         <w:spacing w:after="60" w:line="300"/>
       </w:pPr>
@@ -1356,7 +1696,7 @@
         <w:pStyle w:val="ListParagraph"/>
         <w:numPr>
           <w:ilvl w:val="0"/>
-          <w:numId w:val="3"/>
+          <w:numId w:val="2"/>
         </w:numPr>
         <w:spacing w:after="60" w:line="300"/>
       </w:pPr>
@@ -1374,7 +1714,7 @@
         <w:pStyle w:val="ListParagraph"/>
         <w:numPr>
           <w:ilvl w:val="0"/>
-          <w:numId w:val="3"/>
+          <w:numId w:val="2"/>
         </w:numPr>
         <w:spacing w:after="60" w:line="300"/>
       </w:pPr>
@@ -1392,7 +1732,7 @@
         <w:pStyle w:val="ListParagraph"/>
         <w:numPr>
           <w:ilvl w:val="0"/>
-          <w:numId w:val="3"/>
+          <w:numId w:val="2"/>
         </w:numPr>
         <w:spacing w:after="60" w:line="300"/>
       </w:pPr>
@@ -11044,13 +11384,13 @@
     </w:lvlOverride>
   </w:num>
   <w:num w:numId="2">
-    <w:abstractNumId w:val="3"/>
+    <w:abstractNumId w:val="2"/>
     <w:lvlOverride w:ilvl="0">
       <w:startOverride w:val="1"/>
     </w:lvlOverride>
   </w:num>
   <w:num w:numId="3">
-    <w:abstractNumId w:val="2"/>
+    <w:abstractNumId w:val="3"/>
     <w:lvlOverride w:ilvl="0">
       <w:startOverride w:val="1"/>
     </w:lvlOverride>

--- a/eval/usability/사용성시험_진행키트.docx
+++ b/eval/usability/사용성시험_진행키트.docx
@@ -286,6 +286,651 @@
           <w:szCs w:val="21"/>
         </w:rPr>
         <w:t xml:space="preserve">about 페이지 "지금까지 잰 정확도" 아래에 한 문단 추가 (n 명시)</w:t>
+      </w:r>
+    </w:p>
+    <w:p>
+      <w:pPr>
+        <w:pStyle w:val="Heading2"/>
+        <w:spacing w:after="100" w:before="240"/>
+      </w:pPr>
+      <w:r>
+        <w:rPr>
+          <w:rFonts w:ascii="Malgun Gothic" w:cs="Malgun Gothic" w:eastAsia="Malgun Gothic" w:hAnsi="Malgun Gothic"/>
+          <w:b/>
+          <w:bCs/>
+          <w:sz w:val="24"/>
+          <w:szCs w:val="24"/>
+        </w:rPr>
+        <w:t xml:space="preserve">사전 예상 (2026-10-12, 시험 전에 적어 둠 — 결과와 비교용, 보고서에는 "사전 예상 대비" 한 줄만)</w:t>
+      </w:r>
+    </w:p>
+    <w:tbl>
+      <w:tblPr>
+        <w:tblW w:type="dxa" w:w="9640"/>
+        <w:tblBorders>
+          <w:top w:val="single" w:color="auto" w:sz="4"/>
+          <w:left w:val="single" w:color="auto" w:sz="4"/>
+          <w:bottom w:val="single" w:color="auto" w:sz="4"/>
+          <w:right w:val="single" w:color="auto" w:sz="4"/>
+          <w:insideH w:val="single" w:color="auto" w:sz="4"/>
+          <w:insideV w:val="single" w:color="auto" w:sz="4"/>
+        </w:tblBorders>
+      </w:tblPr>
+      <w:tblGrid>
+        <w:gridCol w:w="2200"/>
+        <w:gridCol w:w="2300"/>
+        <w:gridCol w:w="2300"/>
+        <w:gridCol w:w="2840"/>
+      </w:tblGrid>
+      <w:tr>
+        <w:tc>
+          <w:tcPr>
+            <w:tcW w:type="dxa" w:w="2200"/>
+            <w:tcBorders>
+              <w:top w:val="single" w:color="555555" w:sz="6"/>
+              <w:left w:val="single" w:color="555555" w:sz="6"/>
+              <w:bottom w:val="single" w:color="555555" w:sz="6"/>
+              <w:right w:val="single" w:color="555555" w:sz="6"/>
+            </w:tcBorders>
+            <w:shd w:fill="E8E8E8" w:color="auto" w:val="clear"/>
+            <w:tcMar>
+              <w:top w:type="dxa" w:w="60"/>
+              <w:left w:type="dxa" w:w="80"/>
+              <w:bottom w:type="dxa" w:w="60"/>
+              <w:right w:type="dxa" w:w="80"/>
+            </w:tcMar>
+            <w:vAlign w:val="center"/>
+          </w:tcPr>
+          <w:p>
+            <w:pPr>
+              <w:spacing w:after="0" w:line="280"/>
+            </w:pPr>
+            <w:r>
+              <w:rPr>
+                <w:rFonts w:ascii="Malgun Gothic" w:cs="Malgun Gothic" w:eastAsia="Malgun Gothic" w:hAnsi="Malgun Gothic"/>
+                <w:b/>
+                <w:bCs/>
+                <w:sz w:val="20"/>
+                <w:szCs w:val="20"/>
+              </w:rPr>
+              <w:t xml:space="preserve">지표</w:t>
+            </w:r>
+          </w:p>
+        </w:tc>
+        <w:tc>
+          <w:tcPr>
+            <w:tcW w:type="dxa" w:w="2300"/>
+            <w:tcBorders>
+              <w:top w:val="single" w:color="555555" w:sz="6"/>
+              <w:left w:val="single" w:color="555555" w:sz="6"/>
+              <w:bottom w:val="single" w:color="555555" w:sz="6"/>
+              <w:right w:val="single" w:color="555555" w:sz="6"/>
+            </w:tcBorders>
+            <w:shd w:fill="E8E8E8" w:color="auto" w:val="clear"/>
+            <w:tcMar>
+              <w:top w:type="dxa" w:w="60"/>
+              <w:left w:type="dxa" w:w="80"/>
+              <w:bottom w:type="dxa" w:w="60"/>
+              <w:right w:type="dxa" w:w="80"/>
+            </w:tcMar>
+            <w:vAlign w:val="center"/>
+          </w:tcPr>
+          <w:p>
+            <w:pPr>
+              <w:spacing w:after="0" w:line="280"/>
+            </w:pPr>
+            <w:r>
+              <w:rPr>
+                <w:rFonts w:ascii="Malgun Gothic" w:cs="Malgun Gothic" w:eastAsia="Malgun Gothic" w:hAnsi="Malgun Gothic"/>
+                <w:b/>
+                <w:bCs/>
+                <w:sz w:val="20"/>
+                <w:szCs w:val="20"/>
+              </w:rPr>
+              <w:t xml:space="preserve">원본</w:t>
+            </w:r>
+          </w:p>
+        </w:tc>
+        <w:tc>
+          <w:tcPr>
+            <w:tcW w:type="dxa" w:w="2300"/>
+            <w:tcBorders>
+              <w:top w:val="single" w:color="555555" w:sz="6"/>
+              <w:left w:val="single" w:color="555555" w:sz="6"/>
+              <w:bottom w:val="single" w:color="555555" w:sz="6"/>
+              <w:right w:val="single" w:color="555555" w:sz="6"/>
+            </w:tcBorders>
+            <w:shd w:fill="E8E8E8" w:color="auto" w:val="clear"/>
+            <w:tcMar>
+              <w:top w:type="dxa" w:w="60"/>
+              <w:left w:type="dxa" w:w="80"/>
+              <w:bottom w:type="dxa" w:w="60"/>
+              <w:right w:type="dxa" w:w="80"/>
+            </w:tcMar>
+            <w:vAlign w:val="center"/>
+          </w:tcPr>
+          <w:p>
+            <w:pPr>
+              <w:spacing w:after="0" w:line="280"/>
+            </w:pPr>
+            <w:r>
+              <w:rPr>
+                <w:rFonts w:ascii="Malgun Gothic" w:cs="Malgun Gothic" w:eastAsia="Malgun Gothic" w:hAnsi="Malgun Gothic"/>
+                <w:b/>
+                <w:bCs/>
+                <w:sz w:val="20"/>
+                <w:szCs w:val="20"/>
+              </w:rPr>
+              <w:t xml:space="preserve">카드</w:t>
+            </w:r>
+          </w:p>
+        </w:tc>
+        <w:tc>
+          <w:tcPr>
+            <w:tcW w:type="dxa" w:w="2840"/>
+            <w:tcBorders>
+              <w:top w:val="single" w:color="555555" w:sz="6"/>
+              <w:left w:val="single" w:color="555555" w:sz="6"/>
+              <w:bottom w:val="single" w:color="555555" w:sz="6"/>
+              <w:right w:val="single" w:color="555555" w:sz="6"/>
+            </w:tcBorders>
+            <w:shd w:fill="E8E8E8" w:color="auto" w:val="clear"/>
+            <w:tcMar>
+              <w:top w:type="dxa" w:w="60"/>
+              <w:left w:type="dxa" w:w="80"/>
+              <w:bottom w:type="dxa" w:w="60"/>
+              <w:right w:type="dxa" w:w="80"/>
+            </w:tcMar>
+            <w:vAlign w:val="center"/>
+          </w:tcPr>
+          <w:p>
+            <w:pPr>
+              <w:spacing w:after="0" w:line="280"/>
+            </w:pPr>
+            <w:r>
+              <w:rPr>
+                <w:rFonts w:ascii="Malgun Gothic" w:cs="Malgun Gothic" w:eastAsia="Malgun Gothic" w:hAnsi="Malgun Gothic"/>
+                <w:b/>
+                <w:bCs/>
+                <w:sz w:val="20"/>
+                <w:szCs w:val="20"/>
+              </w:rPr>
+              <w:t xml:space="preserve">근거</w:t>
+            </w:r>
+          </w:p>
+        </w:tc>
+      </w:tr>
+      <w:tr>
+        <w:trPr>
+          <w:trHeight w:val="420" w:hRule="atLeast"/>
+        </w:trPr>
+        <w:tc>
+          <w:tcPr>
+            <w:tcW w:type="dxa" w:w="2200"/>
+            <w:tcBorders>
+              <w:top w:val="single" w:color="555555" w:sz="6"/>
+              <w:left w:val="single" w:color="555555" w:sz="6"/>
+              <w:bottom w:val="single" w:color="555555" w:sz="6"/>
+              <w:right w:val="single" w:color="555555" w:sz="6"/>
+            </w:tcBorders>
+            <w:tcMar>
+              <w:top w:type="dxa" w:w="60"/>
+              <w:left w:type="dxa" w:w="80"/>
+              <w:bottom w:type="dxa" w:w="60"/>
+              <w:right w:type="dxa" w:w="80"/>
+            </w:tcMar>
+            <w:vAlign w:val="center"/>
+          </w:tcPr>
+          <w:p>
+            <w:pPr>
+              <w:spacing w:after="0" w:line="280"/>
+            </w:pPr>
+            <w:r>
+              <w:rPr>
+                <w:rFonts w:ascii="Malgun Gothic" w:cs="Malgun Gothic" w:eastAsia="Malgun Gothic" w:hAnsi="Malgun Gothic"/>
+                <w:sz w:val="20"/>
+                <w:szCs w:val="20"/>
+              </w:rPr>
+              <w:t xml:space="preserve">발견율(5점 평균)</w:t>
+            </w:r>
+          </w:p>
+        </w:tc>
+        <w:tc>
+          <w:tcPr>
+            <w:tcW w:type="dxa" w:w="2300"/>
+            <w:tcBorders>
+              <w:top w:val="single" w:color="555555" w:sz="6"/>
+              <w:left w:val="single" w:color="555555" w:sz="6"/>
+              <w:bottom w:val="single" w:color="555555" w:sz="6"/>
+              <w:right w:val="single" w:color="555555" w:sz="6"/>
+            </w:tcBorders>
+            <w:tcMar>
+              <w:top w:type="dxa" w:w="60"/>
+              <w:left w:type="dxa" w:w="80"/>
+              <w:bottom w:type="dxa" w:w="60"/>
+              <w:right w:type="dxa" w:w="80"/>
+            </w:tcMar>
+            <w:vAlign w:val="center"/>
+          </w:tcPr>
+          <w:p>
+            <w:pPr>
+              <w:spacing w:after="0" w:line="280"/>
+            </w:pPr>
+            <w:r>
+              <w:rPr>
+                <w:rFonts w:ascii="Malgun Gothic" w:cs="Malgun Gothic" w:eastAsia="Malgun Gothic" w:hAnsi="Malgun Gothic"/>
+                <w:sz w:val="20"/>
+                <w:szCs w:val="20"/>
+              </w:rPr>
+              <w:t xml:space="preserve">1.5~2.5</w:t>
+            </w:r>
+          </w:p>
+        </w:tc>
+        <w:tc>
+          <w:tcPr>
+            <w:tcW w:type="dxa" w:w="2300"/>
+            <w:tcBorders>
+              <w:top w:val="single" w:color="555555" w:sz="6"/>
+              <w:left w:val="single" w:color="555555" w:sz="6"/>
+              <w:bottom w:val="single" w:color="555555" w:sz="6"/>
+              <w:right w:val="single" w:color="555555" w:sz="6"/>
+            </w:tcBorders>
+            <w:tcMar>
+              <w:top w:type="dxa" w:w="60"/>
+              <w:left w:type="dxa" w:w="80"/>
+              <w:bottom w:type="dxa" w:w="60"/>
+              <w:right w:type="dxa" w:w="80"/>
+            </w:tcMar>
+            <w:vAlign w:val="center"/>
+          </w:tcPr>
+          <w:p>
+            <w:pPr>
+              <w:spacing w:after="0" w:line="280"/>
+            </w:pPr>
+            <w:r>
+              <w:rPr>
+                <w:rFonts w:ascii="Malgun Gothic" w:cs="Malgun Gothic" w:eastAsia="Malgun Gothic" w:hAnsi="Malgun Gothic"/>
+                <w:sz w:val="20"/>
+                <w:szCs w:val="20"/>
+              </w:rPr>
+              <w:t xml:space="preserve">4.0~4.8</w:t>
+            </w:r>
+          </w:p>
+        </w:tc>
+        <w:tc>
+          <w:tcPr>
+            <w:tcW w:type="dxa" w:w="2840"/>
+            <w:tcBorders>
+              <w:top w:val="single" w:color="555555" w:sz="6"/>
+              <w:left w:val="single" w:color="555555" w:sz="6"/>
+              <w:bottom w:val="single" w:color="555555" w:sz="6"/>
+              <w:right w:val="single" w:color="555555" w:sz="6"/>
+            </w:tcBorders>
+            <w:tcMar>
+              <w:top w:type="dxa" w:w="60"/>
+              <w:left w:type="dxa" w:w="80"/>
+              <w:bottom w:type="dxa" w:w="60"/>
+              <w:right w:type="dxa" w:w="80"/>
+            </w:tcMar>
+            <w:vAlign w:val="center"/>
+          </w:tcPr>
+          <w:p>
+            <w:pPr>
+              <w:spacing w:after="0" w:line="280"/>
+            </w:pPr>
+            <w:r>
+              <w:rPr>
+                <w:rFonts w:ascii="Malgun Gothic" w:cs="Malgun Gothic" w:eastAsia="Malgun Gothic" w:hAnsi="Malgun Gothic"/>
+                <w:sz w:val="20"/>
+                <w:szCs w:val="20"/>
+              </w:rPr>
+              <w:t xml:space="preserve">문항 1·2는 원본에서 거의 못 셈(삼성 페이지 AI 문구 14개 흩어짐). 문항 4·5는 원본에서 추측 답 → 오답. 카드에서 틀리는 것은 문항 3(조건 중 하나 고르기)·문항 2(어긋남 포함 여부) 정도</w:t>
+            </w:r>
+          </w:p>
+        </w:tc>
+      </w:tr>
+      <w:tr>
+        <w:trPr>
+          <w:trHeight w:val="420" w:hRule="atLeast"/>
+        </w:trPr>
+        <w:tc>
+          <w:tcPr>
+            <w:tcW w:type="dxa" w:w="2200"/>
+            <w:tcBorders>
+              <w:top w:val="single" w:color="555555" w:sz="6"/>
+              <w:left w:val="single" w:color="555555" w:sz="6"/>
+              <w:bottom w:val="single" w:color="555555" w:sz="6"/>
+              <w:right w:val="single" w:color="555555" w:sz="6"/>
+            </w:tcBorders>
+            <w:tcMar>
+              <w:top w:type="dxa" w:w="60"/>
+              <w:left w:type="dxa" w:w="80"/>
+              <w:bottom w:type="dxa" w:w="60"/>
+              <w:right w:type="dxa" w:w="80"/>
+            </w:tcMar>
+            <w:vAlign w:val="center"/>
+          </w:tcPr>
+          <w:p>
+            <w:pPr>
+              <w:spacing w:after="0" w:line="280"/>
+            </w:pPr>
+            <w:r>
+              <w:rPr>
+                <w:rFonts w:ascii="Malgun Gothic" w:cs="Malgun Gothic" w:eastAsia="Malgun Gothic" w:hAnsi="Malgun Gothic"/>
+                <w:sz w:val="20"/>
+                <w:szCs w:val="20"/>
+              </w:rPr>
+              <w:t xml:space="preserve">시간(5문항 합)</w:t>
+            </w:r>
+          </w:p>
+        </w:tc>
+        <w:tc>
+          <w:tcPr>
+            <w:tcW w:type="dxa" w:w="2300"/>
+            <w:tcBorders>
+              <w:top w:val="single" w:color="555555" w:sz="6"/>
+              <w:left w:val="single" w:color="555555" w:sz="6"/>
+              <w:bottom w:val="single" w:color="555555" w:sz="6"/>
+              <w:right w:val="single" w:color="555555" w:sz="6"/>
+            </w:tcBorders>
+            <w:tcMar>
+              <w:top w:type="dxa" w:w="60"/>
+              <w:left w:type="dxa" w:w="80"/>
+              <w:bottom w:type="dxa" w:w="60"/>
+              <w:right w:type="dxa" w:w="80"/>
+            </w:tcMar>
+            <w:vAlign w:val="center"/>
+          </w:tcPr>
+          <w:p>
+            <w:pPr>
+              <w:spacing w:after="0" w:line="280"/>
+            </w:pPr>
+            <w:r>
+              <w:rPr>
+                <w:rFonts w:ascii="Malgun Gothic" w:cs="Malgun Gothic" w:eastAsia="Malgun Gothic" w:hAnsi="Malgun Gothic"/>
+                <w:sz w:val="20"/>
+                <w:szCs w:val="20"/>
+              </w:rPr>
+              <w:t xml:space="preserve">180~260초(포기 1~2개 포함)</w:t>
+            </w:r>
+          </w:p>
+        </w:tc>
+        <w:tc>
+          <w:tcPr>
+            <w:tcW w:type="dxa" w:w="2300"/>
+            <w:tcBorders>
+              <w:top w:val="single" w:color="555555" w:sz="6"/>
+              <w:left w:val="single" w:color="555555" w:sz="6"/>
+              <w:bottom w:val="single" w:color="555555" w:sz="6"/>
+              <w:right w:val="single" w:color="555555" w:sz="6"/>
+            </w:tcBorders>
+            <w:tcMar>
+              <w:top w:type="dxa" w:w="60"/>
+              <w:left w:type="dxa" w:w="80"/>
+              <w:bottom w:type="dxa" w:w="60"/>
+              <w:right w:type="dxa" w:w="80"/>
+            </w:tcMar>
+            <w:vAlign w:val="center"/>
+          </w:tcPr>
+          <w:p>
+            <w:pPr>
+              <w:spacing w:after="0" w:line="280"/>
+            </w:pPr>
+            <w:r>
+              <w:rPr>
+                <w:rFonts w:ascii="Malgun Gothic" w:cs="Malgun Gothic" w:eastAsia="Malgun Gothic" w:hAnsi="Malgun Gothic"/>
+                <w:sz w:val="20"/>
+                <w:szCs w:val="20"/>
+              </w:rPr>
+              <w:t xml:space="preserve">40~70초</w:t>
+            </w:r>
+          </w:p>
+        </w:tc>
+        <w:tc>
+          <w:tcPr>
+            <w:tcW w:type="dxa" w:w="2840"/>
+            <w:tcBorders>
+              <w:top w:val="single" w:color="555555" w:sz="6"/>
+              <w:left w:val="single" w:color="555555" w:sz="6"/>
+              <w:bottom w:val="single" w:color="555555" w:sz="6"/>
+              <w:right w:val="single" w:color="555555" w:sz="6"/>
+            </w:tcBorders>
+            <w:tcMar>
+              <w:top w:type="dxa" w:w="60"/>
+              <w:left w:type="dxa" w:w="80"/>
+              <w:bottom w:type="dxa" w:w="60"/>
+              <w:right w:type="dxa" w:w="80"/>
+            </w:tcMar>
+            <w:vAlign w:val="center"/>
+          </w:tcPr>
+          <w:p>
+            <w:pPr>
+              <w:spacing w:after="0" w:line="280"/>
+            </w:pPr>
+            <w:r>
+              <w:rPr>
+                <w:rFonts w:ascii="Malgun Gothic" w:cs="Malgun Gothic" w:eastAsia="Malgun Gothic" w:hAnsi="Malgun Gothic"/>
+                <w:sz w:val="20"/>
+                <w:szCs w:val="20"/>
+              </w:rPr>
+              <w:t xml:space="preserve">원본은 스크롤·각주 탐색, 카드는 한 화면</w:t>
+            </w:r>
+          </w:p>
+        </w:tc>
+      </w:tr>
+      <w:tr>
+        <w:trPr>
+          <w:trHeight w:val="420" w:hRule="atLeast"/>
+        </w:trPr>
+        <w:tc>
+          <w:tcPr>
+            <w:tcW w:type="dxa" w:w="2200"/>
+            <w:tcBorders>
+              <w:top w:val="single" w:color="555555" w:sz="6"/>
+              <w:left w:val="single" w:color="555555" w:sz="6"/>
+              <w:bottom w:val="single" w:color="555555" w:sz="6"/>
+              <w:right w:val="single" w:color="555555" w:sz="6"/>
+            </w:tcBorders>
+            <w:tcMar>
+              <w:top w:type="dxa" w:w="60"/>
+              <w:left w:type="dxa" w:w="80"/>
+              <w:bottom w:type="dxa" w:w="60"/>
+              <w:right w:type="dxa" w:w="80"/>
+            </w:tcMar>
+            <w:vAlign w:val="center"/>
+          </w:tcPr>
+          <w:p>
+            <w:pPr>
+              <w:spacing w:after="0" w:line="280"/>
+            </w:pPr>
+            <w:r>
+              <w:rPr>
+                <w:rFonts w:ascii="Malgun Gothic" w:cs="Malgun Gothic" w:eastAsia="Malgun Gothic" w:hAnsi="Malgun Gothic"/>
+                <w:sz w:val="20"/>
+                <w:szCs w:val="20"/>
+              </w:rPr>
+              <w:t xml:space="preserve">오해 사례</w:t>
+            </w:r>
+          </w:p>
+        </w:tc>
+        <w:tc>
+          <w:tcPr>
+            <w:tcW w:type="dxa" w:w="2300"/>
+            <w:tcBorders>
+              <w:top w:val="single" w:color="555555" w:sz="6"/>
+              <w:left w:val="single" w:color="555555" w:sz="6"/>
+              <w:bottom w:val="single" w:color="555555" w:sz="6"/>
+              <w:right w:val="single" w:color="555555" w:sz="6"/>
+            </w:tcBorders>
+            <w:tcMar>
+              <w:top w:type="dxa" w:w="60"/>
+              <w:left w:type="dxa" w:w="80"/>
+              <w:bottom w:type="dxa" w:w="60"/>
+              <w:right w:type="dxa" w:w="80"/>
+            </w:tcMar>
+            <w:vAlign w:val="center"/>
+          </w:tcPr>
+          <w:p>
+            <w:pPr>
+              <w:spacing w:after="0" w:line="280"/>
+            </w:pPr>
+            <w:r>
+              <w:rPr>
+                <w:rFonts w:ascii="Malgun Gothic" w:cs="Malgun Gothic" w:eastAsia="Malgun Gothic" w:hAnsi="Malgun Gothic"/>
+                <w:sz w:val="20"/>
+                <w:szCs w:val="20"/>
+              </w:rPr>
+              <w:t xml:space="preserve">—</w:t>
+            </w:r>
+          </w:p>
+        </w:tc>
+        <w:tc>
+          <w:tcPr>
+            <w:tcW w:type="dxa" w:w="2300"/>
+            <w:tcBorders>
+              <w:top w:val="single" w:color="555555" w:sz="6"/>
+              <w:left w:val="single" w:color="555555" w:sz="6"/>
+              <w:bottom w:val="single" w:color="555555" w:sz="6"/>
+              <w:right w:val="single" w:color="555555" w:sz="6"/>
+            </w:tcBorders>
+            <w:tcMar>
+              <w:top w:type="dxa" w:w="60"/>
+              <w:left w:type="dxa" w:w="80"/>
+              <w:bottom w:type="dxa" w:w="60"/>
+              <w:right w:type="dxa" w:w="80"/>
+            </w:tcMar>
+            <w:vAlign w:val="center"/>
+          </w:tcPr>
+          <w:p>
+            <w:pPr>
+              <w:spacing w:after="0" w:line="280"/>
+            </w:pPr>
+            <w:r>
+              <w:rPr>
+                <w:rFonts w:ascii="Malgun Gothic" w:cs="Malgun Gothic" w:eastAsia="Malgun Gothic" w:hAnsi="Malgun Gothic"/>
+                <w:sz w:val="20"/>
+                <w:szCs w:val="20"/>
+              </w:rPr>
+              <w:t xml:space="preserve">0~1명</w:t>
+            </w:r>
+          </w:p>
+        </w:tc>
+        <w:tc>
+          <w:tcPr>
+            <w:tcW w:type="dxa" w:w="2840"/>
+            <w:tcBorders>
+              <w:top w:val="single" w:color="555555" w:sz="6"/>
+              <w:left w:val="single" w:color="555555" w:sz="6"/>
+              <w:bottom w:val="single" w:color="555555" w:sz="6"/>
+              <w:right w:val="single" w:color="555555" w:sz="6"/>
+            </w:tcBorders>
+            <w:tcMar>
+              <w:top w:type="dxa" w:w="60"/>
+              <w:left w:type="dxa" w:w="80"/>
+              <w:bottom w:type="dxa" w:w="60"/>
+              <w:right w:type="dxa" w:w="80"/>
+            </w:tcMar>
+            <w:vAlign w:val="center"/>
+          </w:tcPr>
+          <w:p>
+            <w:pPr>
+              <w:spacing w:after="0" w:line="280"/>
+            </w:pPr>
+            <w:r>
+              <w:rPr>
+                <w:rFonts w:ascii="Malgun Gothic" w:cs="Malgun Gothic" w:eastAsia="Malgun Gothic" w:hAnsi="Malgun Gothic"/>
+                <w:sz w:val="20"/>
+                <w:szCs w:val="20"/>
+              </w:rPr>
+              <w:t xml:space="preserve">‘회사 설명 없음’을 "없는 기능"으로 읽는 사람이 한 명 나올 수 있음 — 나오면 문구를 고칠 지점</w:t>
+            </w:r>
+          </w:p>
+        </w:tc>
+      </w:tr>
+    </w:tbl>
+    <w:p>
+      <w:pPr>
+        <w:spacing w:after="60" w:line="300"/>
+      </w:pPr>
+      <w:r>
+        <w:rPr>
+          <w:rFonts w:ascii="Malgun Gothic" w:cs="Malgun Gothic" w:eastAsia="Malgun Gothic" w:hAnsi="Malgun Gothic"/>
+          <w:sz w:val="21"/>
+          <w:szCs w:val="21"/>
+        </w:rPr>
+        <w:t xml:space="preserve"/>
+      </w:r>
+    </w:p>
+    <w:p>
+      <w:pPr>
+        <w:pStyle w:val="ListParagraph"/>
+        <w:numPr>
+          <w:ilvl w:val="0"/>
+          <w:numId w:val="2"/>
+        </w:numPr>
+        <w:spacing w:after="60" w:line="300"/>
+      </w:pPr>
+      <w:r>
+        <w:rPr>
+          <w:rFonts w:ascii="Malgun Gothic" w:cs="Malgun Gothic" w:eastAsia="Malgun Gothic" w:hAnsi="Malgun Gothic"/>
+          <w:sz w:val="21"/>
+          <w:szCs w:val="21"/>
+        </w:rPr>
+        <w:t xml:space="preserve">연령대: 20~40대는 원본 2~3점/150초, 카드 5점/35초 — 차이는 주로 시간. 60대 이상은 원본 0~1점/250초(포기 2개 이상), 카드 3.5~4.5점/80초 — 차이가 가장 큰 집단이고, 쉬운 말 모드 효과와 오해 사례가 있다면 이 집단에서 나옴.</w:t>
+      </w:r>
+    </w:p>
+    <w:p>
+      <w:pPr>
+        <w:pStyle w:val="ListParagraph"/>
+        <w:numPr>
+          <w:ilvl w:val="0"/>
+          <w:numId w:val="2"/>
+        </w:numPr>
+        <w:spacing w:after="60" w:line="300"/>
+      </w:pPr>
+      <w:r>
+        <w:rPr>
+          <w:rFonts w:ascii="Malgun Gothic" w:cs="Malgun Gothic" w:eastAsia="Malgun Gothic" w:hAnsi="Malgun Gothic"/>
+          <w:sz w:val="21"/>
+          <w:szCs w:val="21"/>
+        </w:rPr>
+        <w:t xml:space="preserve">제품: B(삼성 로봇청소기, 문구 14개·조건 13개)가 A(LG 공기청정기, 문구 8개)보다 원본에서 더 어려움 → 짝수 번호의 원본 점수가 더 낮을 것.</w:t>
+      </w:r>
+    </w:p>
+    <w:p>
+      <w:pPr>
+        <w:pStyle w:val="ListParagraph"/>
+        <w:numPr>
+          <w:ilvl w:val="0"/>
+          <w:numId w:val="2"/>
+        </w:numPr>
+        <w:spacing w:after="60" w:line="300"/>
+      </w:pPr>
+      <w:r>
+        <w:rPr>
+          <w:rFonts w:ascii="Malgun Gothic" w:cs="Malgun Gothic" w:eastAsia="Malgun Gothic" w:hAnsi="Malgun Gothic"/>
+          <w:sz w:val="21"/>
+          <w:szCs w:val="21"/>
+        </w:rPr>
+        <w:t xml:space="preserve">나올 법한 의외 결과 ①: 카드에서 문항 2를 "4개"가 아니라 어긋남 2개를 더한 "6개"로 답함 → 머리 숫자 표기를 고칠 신호. ②: 60대가 카드에서 문항 5 "안 적혀 있음"을 보고 "그럼 어디 연락해요?"라고 되물음 → 정답이지만 카드가 대안(소비자원 1372)을 안내해야 한다는 신호.</w:t>
+      </w:r>
+    </w:p>
+    <w:p>
+      <w:pPr>
+        <w:pStyle w:val="ListParagraph"/>
+        <w:numPr>
+          <w:ilvl w:val="0"/>
+          <w:numId w:val="2"/>
+        </w:numPr>
+        <w:spacing w:after="60" w:line="300"/>
+      </w:pPr>
+      <w:r>
+        <w:rPr>
+          <w:rFonts w:ascii="Malgun Gothic" w:cs="Malgun Gothic" w:eastAsia="Malgun Gothic" w:hAnsi="Malgun Gothic"/>
+          <w:sz w:val="21"/>
+          <w:szCs w:val="21"/>
+        </w:rPr>
+        <w:t xml:space="preserve">근거는 라벨 연구(Kelley 외 2009·2010)와 두 제품 페이지·카드를 직접 본 판단이며 자체 데이터는 아직 없음. 예측이 빗나가도 결과를 그대로 적는다.</w:t>
       </w:r>
     </w:p>
     <w:p>
